--- a/rodrigoAnastacio/BD/Aula2/Atividade 2.docx
+++ b/rodrigoAnastacio/BD/Aula2/Atividade 2.docx
@@ -681,6 +681,7 @@
           <w:szCs w:val="26"/>
           <w:highlight w:val="none"/>
         </w:rPr>
+        <w:t xml:space="preserve">}</w:t>
       </w:r>
       <w:r>
         <w:rPr>
@@ -861,7 +862,7 @@
           <w:szCs w:val="26"/>
           <w:highlight w:val="none"/>
         </w:rPr>
-        <w:t xml:space="preserve">Id_consulta – PK, data, horario, motivo, id_paciente, id_medico</w:t>
+        <w:t xml:space="preserve">{Id_consulta – PK, data, horario, motivo, id_paciente, id_medico}</w:t>
       </w:r>
       <w:r>
         <w:rPr>
@@ -931,20 +932,15 @@
           <w:szCs w:val="26"/>
           <w:highlight w:val="none"/>
         </w:rPr>
-        <w:t xml:space="preserve">Cliente</w:t>
+        <w:t xml:space="preserve">Cliente:</w:t>
       </w:r>
       <w:r/>
     </w:p>
     <w:p>
       <w:pPr>
-        <w:pStyle w:val="165"/>
-        <w:numPr>
-          <w:ilvl w:val="0"/>
-          <w:numId w:val="4"/>
-        </w:numPr>
-        <w:pBdr/>
-        <w:spacing/>
-        <w:ind/>
+        <w:pBdr/>
+        <w:spacing/>
+        <w:ind w:firstLine="0" w:left="709"/>
         <w:rPr/>
       </w:pPr>
       <w:r>
@@ -956,22 +952,8 @@
           <w:szCs w:val="26"/>
           <w:highlight w:val="none"/>
         </w:rPr>
-        <w:t xml:space="preserve">Garçom</w:t>
+        <w:t xml:space="preserve">{Id_cliente – PK, </w:t>
       </w:r>
-      <w:r/>
-    </w:p>
-    <w:p>
-      <w:pPr>
-        <w:pStyle w:val="165"/>
-        <w:numPr>
-          <w:ilvl w:val="0"/>
-          <w:numId w:val="4"/>
-        </w:numPr>
-        <w:pBdr/>
-        <w:spacing/>
-        <w:ind/>
-        <w:rPr/>
-      </w:pPr>
       <w:r>
         <w:rPr>
           <w:rFonts w:ascii="Arial" w:hAnsi="Arial" w:cs="Arial"/>
@@ -981,7 +963,115 @@
           <w:szCs w:val="26"/>
           <w:highlight w:val="none"/>
         </w:rPr>
-        <w:t xml:space="preserve">Pedido</w:t>
+        <w:t xml:space="preserve">nome, cpf, telefone, email, endereco}</w:t>
+      </w:r>
+      <w:r>
+        <w:rPr>
+          <w:rFonts w:ascii="Arial" w:hAnsi="Arial" w:cs="Arial"/>
+          <w:b/>
+          <w:bCs/>
+          <w:sz w:val="26"/>
+          <w:szCs w:val="26"/>
+          <w:highlight w:val="none"/>
+        </w:rPr>
+      </w:r>
+    </w:p>
+    <w:p>
+      <w:pPr>
+        <w:pStyle w:val="165"/>
+        <w:numPr>
+          <w:ilvl w:val="0"/>
+          <w:numId w:val="4"/>
+        </w:numPr>
+        <w:pBdr/>
+        <w:spacing/>
+        <w:ind/>
+        <w:rPr/>
+      </w:pPr>
+      <w:r>
+        <w:rPr>
+          <w:rFonts w:ascii="Arial" w:hAnsi="Arial" w:cs="Arial"/>
+          <w:b/>
+          <w:bCs/>
+          <w:sz w:val="26"/>
+          <w:szCs w:val="26"/>
+          <w:highlight w:val="none"/>
+        </w:rPr>
+        <w:t xml:space="preserve">Garçom:</w:t>
+      </w:r>
+      <w:r/>
+    </w:p>
+    <w:p>
+      <w:pPr>
+        <w:pBdr/>
+        <w:spacing/>
+        <w:ind w:firstLine="0" w:left="709"/>
+        <w:rPr/>
+      </w:pPr>
+      <w:r>
+        <w:rPr>
+          <w:rFonts w:ascii="Arial" w:hAnsi="Arial" w:cs="Arial"/>
+          <w:b/>
+          <w:bCs/>
+          <w:sz w:val="26"/>
+          <w:szCs w:val="26"/>
+          <w:highlight w:val="none"/>
+        </w:rPr>
+        <w:t xml:space="preserve">{id_garcom – PK, nome, cpf, telefone, turno, salario}</w:t>
+      </w:r>
+      <w:r>
+        <w:rPr>
+          <w:rFonts w:ascii="Arial" w:hAnsi="Arial" w:cs="Arial"/>
+          <w:b/>
+          <w:bCs/>
+          <w:sz w:val="26"/>
+          <w:szCs w:val="26"/>
+          <w:highlight w:val="none"/>
+        </w:rPr>
+      </w:r>
+    </w:p>
+    <w:p>
+      <w:pPr>
+        <w:pStyle w:val="165"/>
+        <w:numPr>
+          <w:ilvl w:val="0"/>
+          <w:numId w:val="4"/>
+        </w:numPr>
+        <w:pBdr/>
+        <w:spacing/>
+        <w:ind/>
+        <w:rPr/>
+      </w:pPr>
+      <w:r>
+        <w:rPr>
+          <w:rFonts w:ascii="Arial" w:hAnsi="Arial" w:cs="Arial"/>
+          <w:b/>
+          <w:bCs/>
+          <w:sz w:val="26"/>
+          <w:szCs w:val="26"/>
+          <w:highlight w:val="none"/>
+        </w:rPr>
+        <w:t xml:space="preserve">Pedido:</w:t>
+      </w:r>
+      <w:r/>
+    </w:p>
+    <w:p>
+      <w:pPr>
+        <w:pBdr/>
+        <w:spacing/>
+        <w:ind w:firstLine="0" w:left="709"/>
+        <w:rPr/>
+      </w:pPr>
+      <w:r>
+        <w:rPr>
+          <w:rFonts w:ascii="Arial" w:hAnsi="Arial" w:cs="Arial"/>
+          <w:b/>
+          <w:bCs/>
+          <w:sz w:val="26"/>
+          <w:szCs w:val="26"/>
+          <w:highlight w:val="none"/>
+        </w:rPr>
+        <w:t xml:space="preserve">{id_pedido – PK, data, horario, valor_total, id_cliente, id_garcom}</w:t>
       </w:r>
       <w:r>
         <w:rPr>
